--- a/3-能力管理/运行记录类文件/HFSJ-ITSS-0303-2025年度运维服务能力指标体系.docx
+++ b/3-能力管理/运行记录类文件/HFSJ-ITSS-0303-2025年度运维服务能力指标体系.docx
@@ -9342,7 +9342,7 @@
                 <w:szCs w:val="18"/>
                 <w:lang w:val="en-US" w:eastAsia="zh-CN"/>
               </w:rPr>
-              <w:t>产品产品质量部</w:t>
+              <w:t>产品质量部</w:t>
             </w:r>
             <w:bookmarkStart w:id="1" w:name="_GoBack"/>
             <w:bookmarkEnd w:id="1"/>
@@ -16836,7 +16836,7 @@
                 <w:szCs w:val="18"/>
                 <w:lang w:val="en-US" w:eastAsia="zh-CN"/>
               </w:rPr>
-              <w:t>产品产品质量部</w:t>
+              <w:t>产品质量部</w:t>
             </w:r>
           </w:p>
         </w:tc>
@@ -17187,7 +17187,7 @@
                 <w:szCs w:val="18"/>
                 <w:lang w:val="en-US" w:eastAsia="zh-CN"/>
               </w:rPr>
-              <w:t>产品产品质量部</w:t>
+              <w:t>产品质量部</w:t>
             </w:r>
           </w:p>
         </w:tc>
@@ -17523,7 +17523,7 @@
                 <w:szCs w:val="18"/>
                 <w:lang w:val="en-US" w:eastAsia="zh-CN"/>
               </w:rPr>
-              <w:t>产品产品质量部</w:t>
+              <w:t>产品质量部</w:t>
             </w:r>
           </w:p>
         </w:tc>
@@ -17843,7 +17843,7 @@
                 <w:szCs w:val="18"/>
                 <w:lang w:val="en-US" w:eastAsia="zh-CN"/>
               </w:rPr>
-              <w:t>产品产品质量部</w:t>
+              <w:t>产品质量部</w:t>
             </w:r>
           </w:p>
         </w:tc>
